--- a/por/docx/003.content.docx
+++ b/por/docx/003.content.docx
@@ -19,7 +19,7 @@
         <w:rPr>
           <w:lang w:val="pt_PT" w:bidi="pt_PT"/>
         </w:rPr>
-        <w:t>Resource: Tyndale Open Study Notes</w:t>
+        <w:t>Resource: Aquifer Open Study Notes (Profiles)</w:t>
       </w:r>
       <w:r>
         <w:rPr>
@@ -112,7 +112,7 @@
         <w:rPr>
           <w:lang w:val="pt_PT" w:bidi="pt_PT"/>
         </w:rPr>
-        <w:t>Tyndale Open Study Notes</w:t>
+        <w:t>Aquifer Open Study Notes (Profiles)</w:t>
       </w:r>
     </w:p>
     <w:p>

--- a/por/docx/003.content.docx
+++ b/por/docx/003.content.docx
@@ -233,54 +233,36 @@
         </w:rPr>
         <w:t>Calebe é um exemplo inspirador de fé em Deus. Ele era filho de Jefoné, o quenezeu (</w:t>
       </w:r>
-      <w:hyperlink r:id="rId13">
-        <w:r>
-          <w:rPr>
-            <w:lang w:val="pt_PT" w:bidi="pt_PT"/>
-          </w:rPr>
-          <w:rPr>
-            <w:color w:val="0000EE"/>
-            <w:u w:val="single"/>
-          </w:rPr>
-          <w:t>Js 14.6</w:t>
-        </w:r>
-      </w:hyperlink>
+      <w:r>
+        <w:rPr>
+          <w:lang w:val="pt_PT" w:bidi="pt_PT"/>
+        </w:rPr>
+        <w:t>Js 14.6</w:t>
+      </w:r>
       <w:r>
         <w:rPr>
           <w:lang w:val="pt_PT" w:bidi="pt_PT"/>
         </w:rPr>
         <w:t xml:space="preserve">; </w:t>
       </w:r>
-      <w:hyperlink r:id="rId14">
-        <w:r>
-          <w:rPr>
-            <w:lang w:val="pt_PT" w:bidi="pt_PT"/>
-          </w:rPr>
-          <w:rPr>
-            <w:color w:val="0000EE"/>
-            <w:u w:val="single"/>
-          </w:rPr>
-          <w:t>Nm 32.12</w:t>
-        </w:r>
-      </w:hyperlink>
+      <w:r>
+        <w:rPr>
+          <w:lang w:val="pt_PT" w:bidi="pt_PT"/>
+        </w:rPr>
+        <w:t>Nm 32.12</w:t>
+      </w:r>
       <w:r>
         <w:rPr>
           <w:lang w:val="pt_PT" w:bidi="pt_PT"/>
         </w:rPr>
         <w:t xml:space="preserve">). Os quenezeus viviam no Neguebe, a região desértica ao sul de Canaã (veja </w:t>
       </w:r>
-      <w:hyperlink r:id="rId15">
-        <w:r>
-          <w:rPr>
-            <w:lang w:val="pt_PT" w:bidi="pt_PT"/>
-          </w:rPr>
-          <w:rPr>
-            <w:color w:val="0000EE"/>
-            <w:u w:val="single"/>
-          </w:rPr>
-          <w:t>Gn 15.18–21</w:t>
-        </w:r>
-      </w:hyperlink>
+      <w:r>
+        <w:rPr>
+          <w:lang w:val="pt_PT" w:bidi="pt_PT"/>
+        </w:rPr>
+        <w:t>Gn 15.18–21</w:t>
+      </w:r>
       <w:r>
         <w:rPr>
           <w:lang w:val="pt_PT" w:bidi="pt_PT"/>
@@ -301,54 +283,36 @@
         </w:rPr>
         <w:t>Calebe aparece pela primeira vez como um dos doze espiões que Moisés enviou para explorar a terra de Canaã. Ao retornar, todos os doze confirmaram que a terra era impressionante, mas dez dos espiões focaram em seus temíveis habitantes (</w:t>
       </w:r>
-      <w:hyperlink r:id="rId16">
-        <w:r>
-          <w:rPr>
-            <w:lang w:val="pt_PT" w:bidi="pt_PT"/>
-          </w:rPr>
-          <w:rPr>
-            <w:color w:val="0000EE"/>
-            <w:u w:val="single"/>
-          </w:rPr>
-          <w:t>Nm 13.31–33</w:t>
-        </w:r>
-      </w:hyperlink>
+      <w:r>
+        <w:rPr>
+          <w:lang w:val="pt_PT" w:bidi="pt_PT"/>
+        </w:rPr>
+        <w:t>Nm 13.31–33</w:t>
+      </w:r>
       <w:r>
         <w:rPr>
           <w:lang w:val="pt_PT" w:bidi="pt_PT"/>
         </w:rPr>
         <w:t>). Apenas Josué e Calebe acreditaram que Deus ajudaria Israel a conquistar os cananeus (</w:t>
       </w:r>
-      <w:hyperlink r:id="rId17">
-        <w:r>
-          <w:rPr>
-            <w:lang w:val="pt_PT" w:bidi="pt_PT"/>
-          </w:rPr>
-          <w:rPr>
-            <w:color w:val="0000EE"/>
-            <w:u w:val="single"/>
-          </w:rPr>
-          <w:t>Nm 14.6–9</w:t>
-        </w:r>
-      </w:hyperlink>
+      <w:r>
+        <w:rPr>
+          <w:lang w:val="pt_PT" w:bidi="pt_PT"/>
+        </w:rPr>
+        <w:t>Nm 14.6–9</w:t>
+      </w:r>
       <w:r>
         <w:rPr>
           <w:lang w:val="pt_PT" w:bidi="pt_PT"/>
         </w:rPr>
         <w:t>), aconselhando os israelitas a tomarem a terra imediatamente (</w:t>
       </w:r>
-      <w:hyperlink r:id="rId18">
-        <w:r>
-          <w:rPr>
-            <w:lang w:val="pt_PT" w:bidi="pt_PT"/>
-          </w:rPr>
-          <w:rPr>
-            <w:color w:val="0000EE"/>
-            <w:u w:val="single"/>
-          </w:rPr>
-          <w:t>Nm 13.30</w:t>
-        </w:r>
-      </w:hyperlink>
+      <w:r>
+        <w:rPr>
+          <w:lang w:val="pt_PT" w:bidi="pt_PT"/>
+        </w:rPr>
+        <w:t>Nm 13.30</w:t>
+      </w:r>
       <w:r>
         <w:rPr>
           <w:lang w:val="pt_PT" w:bidi="pt_PT"/>
@@ -369,36 +333,24 @@
         </w:rPr>
         <w:t>O povo queria apedrejar Calebe e Josué (</w:t>
       </w:r>
-      <w:hyperlink r:id="rId19">
-        <w:r>
-          <w:rPr>
-            <w:lang w:val="pt_PT" w:bidi="pt_PT"/>
-          </w:rPr>
-          <w:rPr>
-            <w:color w:val="0000EE"/>
-            <w:u w:val="single"/>
-          </w:rPr>
-          <w:t>Nm 14.10</w:t>
-        </w:r>
-      </w:hyperlink>
+      <w:r>
+        <w:rPr>
+          <w:lang w:val="pt_PT" w:bidi="pt_PT"/>
+        </w:rPr>
+        <w:t>Nm 14.10</w:t>
+      </w:r>
       <w:r>
         <w:rPr>
           <w:lang w:val="pt_PT" w:bidi="pt_PT"/>
         </w:rPr>
         <w:t>). Mas Deus os protegeu e puniu o povo (</w:t>
       </w:r>
-      <w:hyperlink r:id="rId20">
-        <w:r>
-          <w:rPr>
-            <w:lang w:val="pt_PT" w:bidi="pt_PT"/>
-          </w:rPr>
-          <w:rPr>
-            <w:color w:val="0000EE"/>
-            <w:u w:val="single"/>
-          </w:rPr>
-          <w:t>Nm 14.11–38</w:t>
-        </w:r>
-      </w:hyperlink>
+      <w:r>
+        <w:rPr>
+          <w:lang w:val="pt_PT" w:bidi="pt_PT"/>
+        </w:rPr>
+        <w:t>Nm 14.11–38</w:t>
+      </w:r>
       <w:r>
         <w:rPr>
           <w:lang w:val="pt_PT" w:bidi="pt_PT"/>
@@ -419,72 +371,48 @@
         </w:rPr>
         <w:t>Após muitos anos no deserto e enfrentando várias batalhas, Calebe recebeu sua herança na terra (</w:t>
       </w:r>
-      <w:hyperlink r:id="rId21">
-        <w:r>
-          <w:rPr>
-            <w:lang w:val="pt_PT" w:bidi="pt_PT"/>
-          </w:rPr>
-          <w:rPr>
-            <w:color w:val="0000EE"/>
-            <w:u w:val="single"/>
-          </w:rPr>
-          <w:t>Js 14.6–15</w:t>
-        </w:r>
-      </w:hyperlink>
+      <w:r>
+        <w:rPr>
+          <w:lang w:val="pt_PT" w:bidi="pt_PT"/>
+        </w:rPr>
+        <w:t>Js 14.6–15</w:t>
+      </w:r>
       <w:r>
         <w:rPr>
           <w:lang w:val="pt_PT" w:bidi="pt_PT"/>
         </w:rPr>
         <w:t>). A fé de Calebe permaneceu forte ao longo de quarenta e cinco anos. Sua história demonstra seu caráter e firme fé em Deus. Embora Calebe tivesse oitenta e cinco anos, ele ainda era forte e capaz de lutar. Calebe conquistou Hebrom como sua terra, expulsando os gigantes anaquins que haviam assustado os primeiros exploradores (</w:t>
       </w:r>
-      <w:hyperlink r:id="rId22">
-        <w:r>
-          <w:rPr>
-            <w:lang w:val="pt_PT" w:bidi="pt_PT"/>
-          </w:rPr>
-          <w:rPr>
-            <w:color w:val="0000EE"/>
-            <w:u w:val="single"/>
-          </w:rPr>
-          <w:t>Js 15.13–14</w:t>
-        </w:r>
-      </w:hyperlink>
+      <w:r>
+        <w:rPr>
+          <w:lang w:val="pt_PT" w:bidi="pt_PT"/>
+        </w:rPr>
+        <w:t>Js 15.13–14</w:t>
+      </w:r>
       <w:r>
         <w:rPr>
           <w:lang w:val="pt_PT" w:bidi="pt_PT"/>
         </w:rPr>
         <w:t xml:space="preserve">; veja </w:t>
       </w:r>
-      <w:hyperlink r:id="rId23">
-        <w:r>
-          <w:rPr>
-            <w:lang w:val="pt_PT" w:bidi="pt_PT"/>
-          </w:rPr>
-          <w:rPr>
-            <w:color w:val="0000EE"/>
-            <w:u w:val="single"/>
-          </w:rPr>
-          <w:t>Nm 13.28</w:t>
-        </w:r>
-      </w:hyperlink>
+      <w:r>
+        <w:rPr>
+          <w:lang w:val="pt_PT" w:bidi="pt_PT"/>
+        </w:rPr>
+        <w:t>Nm 13.28</w:t>
+      </w:r>
       <w:r>
         <w:rPr>
           <w:lang w:val="pt_PT" w:bidi="pt_PT"/>
         </w:rPr>
         <w:t>,</w:t>
       </w:r>
-      <w:hyperlink r:id="rId24">
-        <w:r>
-          <w:rPr>
-            <w:lang w:val="pt_PT" w:bidi="pt_PT"/>
-          </w:rPr>
-          <w:rPr>
-            <w:color w:val="0000EE"/>
-            <w:u w:val="single"/>
-          </w:rPr>
-          <w:t>33</w:t>
-        </w:r>
-      </w:hyperlink>
+      <w:r>
+        <w:rPr>
+          <w:lang w:val="pt_PT" w:bidi="pt_PT"/>
+        </w:rPr>
+        <w:t>33</w:t>
+      </w:r>
       <w:r>
         <w:rPr>
           <w:lang w:val="pt_PT" w:bidi="pt_PT"/>
@@ -505,36 +433,24 @@
         </w:rPr>
         <w:t>Calebe viveu na cidade de Hebrom, que ficava cerca de vinte milhas ao sul de Jerusalém. Esta cidade estava próxima de onde vivia o povo quenezeu. Mais tarde, Hebrom tornou-se uma cidade especial onde os levitas (sacerdotes) viviam e para onde as pessoas podiam ir em busca de segurança (</w:t>
       </w:r>
-      <w:hyperlink r:id="rId25">
-        <w:r>
-          <w:rPr>
-            <w:lang w:val="pt_PT" w:bidi="pt_PT"/>
-          </w:rPr>
-          <w:rPr>
-            <w:color w:val="0000EE"/>
-            <w:u w:val="single"/>
-          </w:rPr>
-          <w:t>Js 21.13</w:t>
-        </w:r>
-      </w:hyperlink>
+      <w:r>
+        <w:rPr>
+          <w:lang w:val="pt_PT" w:bidi="pt_PT"/>
+        </w:rPr>
+        <w:t>Js 21.13</w:t>
+      </w:r>
       <w:r>
         <w:rPr>
           <w:lang w:val="pt_PT" w:bidi="pt_PT"/>
         </w:rPr>
         <w:t xml:space="preserve">; </w:t>
       </w:r>
-      <w:hyperlink r:id="rId26">
-        <w:r>
-          <w:rPr>
-            <w:lang w:val="pt_PT" w:bidi="pt_PT"/>
-          </w:rPr>
-          <w:rPr>
-            <w:color w:val="0000EE"/>
-            <w:u w:val="single"/>
-          </w:rPr>
-          <w:t>1Cr 6.54–57</w:t>
-        </w:r>
-      </w:hyperlink>
+      <w:r>
+        <w:rPr>
+          <w:lang w:val="pt_PT" w:bidi="pt_PT"/>
+        </w:rPr>
+        <w:t>1Cr 6.54–57</w:t>
+      </w:r>
       <w:r>
         <w:rPr>
           <w:lang w:val="pt_PT" w:bidi="pt_PT"/>
@@ -578,180 +494,120 @@
           <w:lang w:val="pt_PT" w:bidi="pt_PT"/>
         </w:rPr>
       </w:r>
-      <w:hyperlink r:id="rId27">
-        <w:r>
-          <w:rPr>
-            <w:lang w:val="pt_PT" w:bidi="pt_PT"/>
-          </w:rPr>
-          <w:rPr>
-            <w:color w:val="0000EE"/>
-            <w:u w:val="single"/>
-          </w:rPr>
-          <w:t>Números 13.1–14.38</w:t>
-        </w:r>
-      </w:hyperlink>
+      <w:r>
+        <w:rPr>
+          <w:lang w:val="pt_PT" w:bidi="pt_PT"/>
+        </w:rPr>
+        <w:t>Números 13.1–14.38</w:t>
+      </w:r>
       <w:r>
         <w:rPr>
           <w:lang w:val="pt_PT" w:bidi="pt_PT"/>
         </w:rPr>
         <w:t xml:space="preserve">; </w:t>
       </w:r>
-      <w:hyperlink r:id="rId28">
-        <w:r>
-          <w:rPr>
-            <w:lang w:val="pt_PT" w:bidi="pt_PT"/>
-          </w:rPr>
-          <w:rPr>
-            <w:color w:val="0000EE"/>
-            <w:u w:val="single"/>
-          </w:rPr>
-          <w:t>26.65</w:t>
-        </w:r>
-      </w:hyperlink>
+      <w:r>
+        <w:rPr>
+          <w:lang w:val="pt_PT" w:bidi="pt_PT"/>
+        </w:rPr>
+        <w:t>26.65</w:t>
+      </w:r>
       <w:r>
         <w:rPr>
           <w:lang w:val="pt_PT" w:bidi="pt_PT"/>
         </w:rPr>
         <w:t xml:space="preserve">; </w:t>
       </w:r>
-      <w:hyperlink r:id="rId14">
-        <w:r>
-          <w:rPr>
-            <w:lang w:val="pt_PT" w:bidi="pt_PT"/>
-          </w:rPr>
-          <w:rPr>
-            <w:color w:val="0000EE"/>
-            <w:u w:val="single"/>
-          </w:rPr>
-          <w:t>32.12</w:t>
-        </w:r>
-      </w:hyperlink>
+      <w:r>
+        <w:rPr>
+          <w:lang w:val="pt_PT" w:bidi="pt_PT"/>
+        </w:rPr>
+        <w:t>32.12</w:t>
+      </w:r>
       <w:r>
         <w:rPr>
           <w:lang w:val="pt_PT" w:bidi="pt_PT"/>
         </w:rPr>
         <w:t xml:space="preserve">; </w:t>
       </w:r>
-      <w:hyperlink r:id="rId29">
-        <w:r>
-          <w:rPr>
-            <w:lang w:val="pt_PT" w:bidi="pt_PT"/>
-          </w:rPr>
-          <w:rPr>
-            <w:color w:val="0000EE"/>
-            <w:u w:val="single"/>
-          </w:rPr>
-          <w:t>34.19</w:t>
-        </w:r>
-      </w:hyperlink>
+      <w:r>
+        <w:rPr>
+          <w:lang w:val="pt_PT" w:bidi="pt_PT"/>
+        </w:rPr>
+        <w:t>34.19</w:t>
+      </w:r>
       <w:r>
         <w:rPr>
           <w:lang w:val="pt_PT" w:bidi="pt_PT"/>
         </w:rPr>
         <w:t xml:space="preserve">; </w:t>
       </w:r>
-      <w:hyperlink r:id="rId30">
-        <w:r>
-          <w:rPr>
-            <w:lang w:val="pt_PT" w:bidi="pt_PT"/>
-          </w:rPr>
-          <w:rPr>
-            <w:color w:val="0000EE"/>
-            <w:u w:val="single"/>
-          </w:rPr>
-          <w:t>Deuteronômio 1.36</w:t>
-        </w:r>
-      </w:hyperlink>
+      <w:r>
+        <w:rPr>
+          <w:lang w:val="pt_PT" w:bidi="pt_PT"/>
+        </w:rPr>
+        <w:t>Deuteronômio 1.36</w:t>
+      </w:r>
       <w:r>
         <w:rPr>
           <w:lang w:val="pt_PT" w:bidi="pt_PT"/>
         </w:rPr>
         <w:t xml:space="preserve">; </w:t>
       </w:r>
-      <w:hyperlink r:id="rId21">
-        <w:r>
-          <w:rPr>
-            <w:lang w:val="pt_PT" w:bidi="pt_PT"/>
-          </w:rPr>
-          <w:rPr>
-            <w:color w:val="0000EE"/>
-            <w:u w:val="single"/>
-          </w:rPr>
-          <w:t>Josué 14.6–15</w:t>
-        </w:r>
-      </w:hyperlink>
+      <w:r>
+        <w:rPr>
+          <w:lang w:val="pt_PT" w:bidi="pt_PT"/>
+        </w:rPr>
+        <w:t>Josué 14.6–15</w:t>
+      </w:r>
       <w:r>
         <w:rPr>
           <w:lang w:val="pt_PT" w:bidi="pt_PT"/>
         </w:rPr>
         <w:t xml:space="preserve">; </w:t>
       </w:r>
-      <w:hyperlink r:id="rId31">
-        <w:r>
-          <w:rPr>
-            <w:lang w:val="pt_PT" w:bidi="pt_PT"/>
-          </w:rPr>
-          <w:rPr>
-            <w:color w:val="0000EE"/>
-            <w:u w:val="single"/>
-          </w:rPr>
-          <w:t>15.13–19</w:t>
-        </w:r>
-      </w:hyperlink>
+      <w:r>
+        <w:rPr>
+          <w:lang w:val="pt_PT" w:bidi="pt_PT"/>
+        </w:rPr>
+        <w:t>15.13–19</w:t>
+      </w:r>
       <w:r>
         <w:rPr>
           <w:lang w:val="pt_PT" w:bidi="pt_PT"/>
         </w:rPr>
         <w:t xml:space="preserve">; </w:t>
       </w:r>
-      <w:hyperlink r:id="rId32">
-        <w:r>
-          <w:rPr>
-            <w:lang w:val="pt_PT" w:bidi="pt_PT"/>
-          </w:rPr>
-          <w:rPr>
-            <w:color w:val="0000EE"/>
-            <w:u w:val="single"/>
-          </w:rPr>
-          <w:t>Juízes 1.11–15</w:t>
-        </w:r>
-      </w:hyperlink>
+      <w:r>
+        <w:rPr>
+          <w:lang w:val="pt_PT" w:bidi="pt_PT"/>
+        </w:rPr>
+        <w:t>Juízes 1.11–15</w:t>
+      </w:r>
       <w:r>
         <w:rPr>
           <w:lang w:val="pt_PT" w:bidi="pt_PT"/>
         </w:rPr>
         <w:t>,</w:t>
       </w:r>
-      <w:hyperlink r:id="rId33">
-        <w:r>
-          <w:rPr>
-            <w:lang w:val="pt_PT" w:bidi="pt_PT"/>
-          </w:rPr>
-          <w:rPr>
-            <w:color w:val="0000EE"/>
-            <w:u w:val="single"/>
-          </w:rPr>
-          <w:t>20</w:t>
-        </w:r>
-      </w:hyperlink>
+      <w:r>
+        <w:rPr>
+          <w:lang w:val="pt_PT" w:bidi="pt_PT"/>
+        </w:rPr>
+        <w:t>20</w:t>
+      </w:r>
       <w:r>
         <w:rPr>
           <w:lang w:val="pt_PT" w:bidi="pt_PT"/>
         </w:rPr>
         <w:t xml:space="preserve">; </w:t>
       </w:r>
-      <w:hyperlink r:id="rId34">
-        <w:r>
-          <w:rPr>
-            <w:lang w:val="pt_PT" w:bidi="pt_PT"/>
-          </w:rPr>
-          <w:rPr>
-            <w:color w:val="0000EE"/>
-            <w:u w:val="single"/>
-          </w:rPr>
-          <w:t>1 Crônicas 4.15</w:t>
-        </w:r>
-      </w:hyperlink>
+      <w:r>
+        <w:rPr>
+          <w:lang w:val="pt_PT" w:bidi="pt_PT"/>
+        </w:rPr>
+        <w:t>1 Crônicas 4.15</w:t>
+      </w:r>
       <w:r>
         <w:rPr>
           <w:lang w:val="pt_PT" w:bidi="pt_PT"/>
@@ -800,18 +656,12 @@
         </w:rPr>
         <w:t xml:space="preserve">Ciro II, rei da Pérsia de 559 a 530 a.C., fundou o Império Persa. Seu pai era o rei da Pérsia, uma pequena nação sob o controle da Média, e sua mãe era filha do rei dos Medos. Em 549 a.C., Ciro conquistou os Medos e uniu as duas nações. Ele então conquistou Lídia na Ásia Menor em 547 a.C. Voltando-se para o Leste, ele adicionou Pártia e parte da Índia ao Império Persa. Finalmente, em 29 de outubro de 539 a.C., Ciro conquistou a Babilônia e a incluiu em seu império (veja </w:t>
       </w:r>
-      <w:hyperlink r:id="rId35">
-        <w:r>
-          <w:rPr>
-            <w:lang w:val="pt_PT" w:bidi="pt_PT"/>
-          </w:rPr>
-          <w:rPr>
-            <w:color w:val="0000EE"/>
-            <w:u w:val="single"/>
-          </w:rPr>
-          <w:t>Dn 5.30–31</w:t>
-        </w:r>
-      </w:hyperlink>
+      <w:r>
+        <w:rPr>
+          <w:lang w:val="pt_PT" w:bidi="pt_PT"/>
+        </w:rPr>
+        <w:t>Dn 5.30–31</w:t>
+      </w:r>
       <w:r>
         <w:rPr>
           <w:lang w:val="pt_PT" w:bidi="pt_PT"/>
@@ -832,36 +682,24 @@
         </w:rPr>
         <w:t xml:space="preserve">Após conquistar Babilônia, Ciro emitiu um decreto permitindo que o povo judeu retornasse para casa e reconstruísse o Templo em Jerusalém. A parte deste decreto referente aos judeus está registrada em </w:t>
       </w:r>
-      <w:hyperlink r:id="rId36">
-        <w:r>
-          <w:rPr>
-            <w:lang w:val="pt_PT" w:bidi="pt_PT"/>
-          </w:rPr>
-          <w:rPr>
-            <w:color w:val="0000EE"/>
-            <w:u w:val="single"/>
-          </w:rPr>
-          <w:t>2Cr 36.22–23</w:t>
-        </w:r>
-      </w:hyperlink>
+      <w:r>
+        <w:rPr>
+          <w:lang w:val="pt_PT" w:bidi="pt_PT"/>
+        </w:rPr>
+        <w:t>2Cr 36.22–23</w:t>
+      </w:r>
       <w:r>
         <w:rPr>
           <w:lang w:val="pt_PT" w:bidi="pt_PT"/>
         </w:rPr>
         <w:t xml:space="preserve"> e </w:t>
       </w:r>
-      <w:hyperlink r:id="rId37">
-        <w:r>
-          <w:rPr>
-            <w:lang w:val="pt_PT" w:bidi="pt_PT"/>
-          </w:rPr>
-          <w:rPr>
-            <w:color w:val="0000EE"/>
-            <w:u w:val="single"/>
-          </w:rPr>
-          <w:t>Ed 1.1–4</w:t>
-        </w:r>
-      </w:hyperlink>
+      <w:r>
+        <w:rPr>
+          <w:lang w:val="pt_PT" w:bidi="pt_PT"/>
+        </w:rPr>
+        <w:t>Ed 1.1–4</w:t>
+      </w:r>
       <w:r>
         <w:rPr>
           <w:lang w:val="pt_PT" w:bidi="pt_PT"/>
@@ -882,36 +720,24 @@
         </w:rPr>
         <w:t>Isaías identificou Ciro como o futuro libertador de Judá (</w:t>
       </w:r>
-      <w:hyperlink r:id="rId38">
-        <w:r>
-          <w:rPr>
-            <w:lang w:val="pt_PT" w:bidi="pt_PT"/>
-          </w:rPr>
-          <w:rPr>
-            <w:color w:val="0000EE"/>
-            <w:u w:val="single"/>
-          </w:rPr>
-          <w:t>Is 44.28–45.13</w:t>
-        </w:r>
-      </w:hyperlink>
+      <w:r>
+        <w:rPr>
+          <w:lang w:val="pt_PT" w:bidi="pt_PT"/>
+        </w:rPr>
+        <w:t>Is 44.28–45.13</w:t>
+      </w:r>
       <w:r>
         <w:rPr>
           <w:lang w:val="pt_PT" w:bidi="pt_PT"/>
         </w:rPr>
         <w:t>). Isaías referiu-se a Ciro como o ungido do Senhor (</w:t>
       </w:r>
-      <w:hyperlink r:id="rId39">
-        <w:r>
-          <w:rPr>
-            <w:lang w:val="pt_PT" w:bidi="pt_PT"/>
-          </w:rPr>
-          <w:rPr>
-            <w:color w:val="0000EE"/>
-            <w:u w:val="single"/>
-          </w:rPr>
-          <w:t>Is 45.1</w:t>
-        </w:r>
-      </w:hyperlink>
+      <w:r>
+        <w:rPr>
+          <w:lang w:val="pt_PT" w:bidi="pt_PT"/>
+        </w:rPr>
+        <w:t>Is 45.1</w:t>
+      </w:r>
       <w:r>
         <w:rPr>
           <w:lang w:val="pt_PT" w:bidi="pt_PT"/>
@@ -967,180 +793,120 @@
           <w:lang w:val="pt_PT" w:bidi="pt_PT"/>
         </w:rPr>
       </w:r>
-      <w:hyperlink r:id="rId36">
-        <w:r>
-          <w:rPr>
-            <w:lang w:val="pt_PT" w:bidi="pt_PT"/>
-          </w:rPr>
-          <w:rPr>
-            <w:color w:val="0000EE"/>
-            <w:u w:val="single"/>
-          </w:rPr>
-          <w:t>2 Crônicas 36.22–23</w:t>
-        </w:r>
-      </w:hyperlink>
+      <w:r>
+        <w:rPr>
+          <w:lang w:val="pt_PT" w:bidi="pt_PT"/>
+        </w:rPr>
+        <w:t>2 Crônicas 36.22–23</w:t>
+      </w:r>
       <w:r>
         <w:rPr>
           <w:lang w:val="pt_PT" w:bidi="pt_PT"/>
         </w:rPr>
         <w:t xml:space="preserve">; </w:t>
       </w:r>
-      <w:hyperlink r:id="rId40">
-        <w:r>
-          <w:rPr>
-            <w:lang w:val="pt_PT" w:bidi="pt_PT"/>
-          </w:rPr>
-          <w:rPr>
-            <w:color w:val="0000EE"/>
-            <w:u w:val="single"/>
-          </w:rPr>
-          <w:t>Esdras 1.1–11</w:t>
-        </w:r>
-      </w:hyperlink>
+      <w:r>
+        <w:rPr>
+          <w:lang w:val="pt_PT" w:bidi="pt_PT"/>
+        </w:rPr>
+        <w:t>Esdras 1.1–11</w:t>
+      </w:r>
       <w:r>
         <w:rPr>
           <w:lang w:val="pt_PT" w:bidi="pt_PT"/>
         </w:rPr>
         <w:t xml:space="preserve">; </w:t>
       </w:r>
-      <w:hyperlink r:id="rId41">
-        <w:r>
-          <w:rPr>
-            <w:lang w:val="pt_PT" w:bidi="pt_PT"/>
-          </w:rPr>
-          <w:rPr>
-            <w:color w:val="0000EE"/>
-            <w:u w:val="single"/>
-          </w:rPr>
-          <w:t>3.7</w:t>
-        </w:r>
-      </w:hyperlink>
+      <w:r>
+        <w:rPr>
+          <w:lang w:val="pt_PT" w:bidi="pt_PT"/>
+        </w:rPr>
+        <w:t>3.7</w:t>
+      </w:r>
       <w:r>
         <w:rPr>
           <w:lang w:val="pt_PT" w:bidi="pt_PT"/>
         </w:rPr>
         <w:t xml:space="preserve">; </w:t>
       </w:r>
-      <w:hyperlink r:id="rId42">
-        <w:r>
-          <w:rPr>
-            <w:lang w:val="pt_PT" w:bidi="pt_PT"/>
-          </w:rPr>
-          <w:rPr>
-            <w:color w:val="0000EE"/>
-            <w:u w:val="single"/>
-          </w:rPr>
-          <w:t>4.1–5</w:t>
-        </w:r>
-      </w:hyperlink>
+      <w:r>
+        <w:rPr>
+          <w:lang w:val="pt_PT" w:bidi="pt_PT"/>
+        </w:rPr>
+        <w:t>4.1–5</w:t>
+      </w:r>
       <w:r>
         <w:rPr>
           <w:lang w:val="pt_PT" w:bidi="pt_PT"/>
         </w:rPr>
         <w:t xml:space="preserve">; </w:t>
       </w:r>
-      <w:hyperlink r:id="rId43">
-        <w:r>
-          <w:rPr>
-            <w:lang w:val="pt_PT" w:bidi="pt_PT"/>
-          </w:rPr>
-          <w:rPr>
-            <w:color w:val="0000EE"/>
-            <w:u w:val="single"/>
-          </w:rPr>
-          <w:t>5.6–17</w:t>
-        </w:r>
-      </w:hyperlink>
+      <w:r>
+        <w:rPr>
+          <w:lang w:val="pt_PT" w:bidi="pt_PT"/>
+        </w:rPr>
+        <w:t>5.6–17</w:t>
+      </w:r>
       <w:r>
         <w:rPr>
           <w:lang w:val="pt_PT" w:bidi="pt_PT"/>
         </w:rPr>
         <w:t xml:space="preserve">; </w:t>
       </w:r>
-      <w:hyperlink r:id="rId44">
-        <w:r>
-          <w:rPr>
-            <w:lang w:val="pt_PT" w:bidi="pt_PT"/>
-          </w:rPr>
-          <w:rPr>
-            <w:color w:val="0000EE"/>
-            <w:u w:val="single"/>
-          </w:rPr>
-          <w:t>6.14–15</w:t>
-        </w:r>
-      </w:hyperlink>
+      <w:r>
+        <w:rPr>
+          <w:lang w:val="pt_PT" w:bidi="pt_PT"/>
+        </w:rPr>
+        <w:t>6.14–15</w:t>
+      </w:r>
       <w:r>
         <w:rPr>
           <w:lang w:val="pt_PT" w:bidi="pt_PT"/>
         </w:rPr>
         <w:t xml:space="preserve">; </w:t>
       </w:r>
-      <w:hyperlink r:id="rId38">
-        <w:r>
-          <w:rPr>
-            <w:lang w:val="pt_PT" w:bidi="pt_PT"/>
-          </w:rPr>
-          <w:rPr>
-            <w:color w:val="0000EE"/>
-            <w:u w:val="single"/>
-          </w:rPr>
-          <w:t>Isaías 44.28–45.13</w:t>
-        </w:r>
-      </w:hyperlink>
+      <w:r>
+        <w:rPr>
+          <w:lang w:val="pt_PT" w:bidi="pt_PT"/>
+        </w:rPr>
+        <w:t>Isaías 44.28–45.13</w:t>
+      </w:r>
       <w:r>
         <w:rPr>
           <w:lang w:val="pt_PT" w:bidi="pt_PT"/>
         </w:rPr>
         <w:t xml:space="preserve">; </w:t>
       </w:r>
-      <w:hyperlink r:id="rId45">
-        <w:r>
-          <w:rPr>
-            <w:lang w:val="pt_PT" w:bidi="pt_PT"/>
-          </w:rPr>
-          <w:rPr>
-            <w:color w:val="0000EE"/>
-            <w:u w:val="single"/>
-          </w:rPr>
-          <w:t>48.14–16</w:t>
-        </w:r>
-      </w:hyperlink>
+      <w:r>
+        <w:rPr>
+          <w:lang w:val="pt_PT" w:bidi="pt_PT"/>
+        </w:rPr>
+        <w:t>48.14–16</w:t>
+      </w:r>
       <w:r>
         <w:rPr>
           <w:lang w:val="pt_PT" w:bidi="pt_PT"/>
         </w:rPr>
         <w:t xml:space="preserve">; </w:t>
       </w:r>
-      <w:hyperlink r:id="rId46">
-        <w:r>
-          <w:rPr>
-            <w:lang w:val="pt_PT" w:bidi="pt_PT"/>
-          </w:rPr>
-          <w:rPr>
-            <w:color w:val="0000EE"/>
-            <w:u w:val="single"/>
-          </w:rPr>
-          <w:t>Daniel 6.28</w:t>
-        </w:r>
-      </w:hyperlink>
+      <w:r>
+        <w:rPr>
+          <w:lang w:val="pt_PT" w:bidi="pt_PT"/>
+        </w:rPr>
+        <w:t>Daniel 6.28</w:t>
+      </w:r>
       <w:r>
         <w:rPr>
           <w:lang w:val="pt_PT" w:bidi="pt_PT"/>
         </w:rPr>
         <w:t xml:space="preserve">; </w:t>
       </w:r>
-      <w:hyperlink r:id="rId47">
-        <w:r>
-          <w:rPr>
-            <w:lang w:val="pt_PT" w:bidi="pt_PT"/>
-          </w:rPr>
-          <w:rPr>
-            <w:color w:val="0000EE"/>
-            <w:u w:val="single"/>
-          </w:rPr>
-          <w:t>10.1</w:t>
-        </w:r>
-      </w:hyperlink>
+      <w:r>
+        <w:rPr>
+          <w:lang w:val="pt_PT" w:bidi="pt_PT"/>
+        </w:rPr>
+        <w:t>10.1</w:t>
+      </w:r>
       <w:r>
         <w:rPr>
           <w:lang w:val="pt_PT" w:bidi="pt_PT"/>
@@ -1217,36 +983,24 @@
         </w:rPr>
         <w:t>Corinto atraía comerciantes de todo o mundo, mas também se tornou conhecida pelo luxo, indulgência e vício. A cidade tinha uma reputação de promiscuidade e prostituição, tanto que o verbo “corintianizar” significava engajar-se em comportamento sexual imoral. A igreja em Corinto enfrentou desafios com a imoralidade sexual (</w:t>
       </w:r>
-      <w:hyperlink r:id="rId48">
-        <w:r>
-          <w:rPr>
-            <w:lang w:val="pt_PT" w:bidi="pt_PT"/>
-          </w:rPr>
-          <w:rPr>
-            <w:color w:val="0000EE"/>
-            <w:u w:val="single"/>
-          </w:rPr>
-          <w:t>1Co 5.1–13</w:t>
-        </w:r>
-      </w:hyperlink>
+      <w:r>
+        <w:rPr>
+          <w:lang w:val="pt_PT" w:bidi="pt_PT"/>
+        </w:rPr>
+        <w:t>1Co 5.1–13</w:t>
+      </w:r>
       <w:r>
         <w:rPr>
           <w:lang w:val="pt_PT" w:bidi="pt_PT"/>
         </w:rPr>
         <w:t xml:space="preserve">; </w:t>
       </w:r>
-      <w:hyperlink r:id="rId49">
-        <w:r>
-          <w:rPr>
-            <w:lang w:val="pt_PT" w:bidi="pt_PT"/>
-          </w:rPr>
-          <w:rPr>
-            <w:color w:val="0000EE"/>
-            <w:u w:val="single"/>
-          </w:rPr>
-          <w:t>6.12–20</w:t>
-        </w:r>
-      </w:hyperlink>
+      <w:r>
+        <w:rPr>
+          <w:lang w:val="pt_PT" w:bidi="pt_PT"/>
+        </w:rPr>
+        <w:t>6.12–20</w:t>
+      </w:r>
       <w:r>
         <w:rPr>
           <w:lang w:val="pt_PT" w:bidi="pt_PT"/>
@@ -1267,18 +1021,12 @@
         </w:rPr>
         <w:t>Corinto também era importante por causa dos Jogos Ístmicos, que começaram em 523 a.C. e aconteciam a cada dois anos. Os eventos se concentravam em três tipos: equestres, ginásticos e musicais. No período do Novo Testamento, os jogos incluíam corridas de bigas e outros espetáculos romanos, junto com competições gregas tradicionais. Paulo referiu-se a essas competições atléticas, mencionando tanto a corrida quanto o boxe (</w:t>
       </w:r>
-      <w:hyperlink r:id="rId50">
-        <w:r>
-          <w:rPr>
-            <w:lang w:val="pt_PT" w:bidi="pt_PT"/>
-          </w:rPr>
-          <w:rPr>
-            <w:color w:val="0000EE"/>
-            <w:u w:val="single"/>
-          </w:rPr>
-          <w:t>1Co 9.24–26</w:t>
-        </w:r>
-      </w:hyperlink>
+      <w:r>
+        <w:rPr>
+          <w:lang w:val="pt_PT" w:bidi="pt_PT"/>
+        </w:rPr>
+        <w:t>1Co 9.24–26</w:t>
+      </w:r>
       <w:r>
         <w:rPr>
           <w:lang w:val="pt_PT" w:bidi="pt_PT"/>
@@ -1299,18 +1047,12 @@
         </w:rPr>
         <w:t>Na maioria das cidades romanas, templos de mármore dominavam a paisagem. Adorar os deuses e participar de seus banquetes eram partes importantes da vida em Corinto. A igreja de Corinto enfrentava dificuldades com esses banquetes pagãos (</w:t>
       </w:r>
-      <w:hyperlink r:id="rId51">
-        <w:r>
-          <w:rPr>
-            <w:lang w:val="pt_PT" w:bidi="pt_PT"/>
-          </w:rPr>
-          <w:rPr>
-            <w:color w:val="0000EE"/>
-            <w:u w:val="single"/>
-          </w:rPr>
-          <w:t>1Co 8.1–10.33</w:t>
-        </w:r>
-      </w:hyperlink>
+      <w:r>
+        <w:rPr>
+          <w:lang w:val="pt_PT" w:bidi="pt_PT"/>
+        </w:rPr>
+        <w:t>1Co 8.1–10.33</w:t>
+      </w:r>
       <w:r>
         <w:rPr>
           <w:lang w:val="pt_PT" w:bidi="pt_PT"/>
@@ -1331,54 +1073,36 @@
         </w:rPr>
         <w:t xml:space="preserve">Um grande grupo de judeus deslocados também se estabeleceu na cidade. Muitos podem ter chegado após o Imperador Cláudio expulsar os judeus de Roma (veja </w:t>
       </w:r>
-      <w:hyperlink r:id="rId52">
-        <w:r>
-          <w:rPr>
-            <w:lang w:val="pt_PT" w:bidi="pt_PT"/>
-          </w:rPr>
-          <w:rPr>
-            <w:color w:val="0000EE"/>
-            <w:u w:val="single"/>
-          </w:rPr>
-          <w:t>At 18.2</w:t>
-        </w:r>
-      </w:hyperlink>
+      <w:r>
+        <w:rPr>
+          <w:lang w:val="pt_PT" w:bidi="pt_PT"/>
+        </w:rPr>
+        <w:t>At 18.2</w:t>
+      </w:r>
       <w:r>
         <w:rPr>
           <w:lang w:val="pt_PT" w:bidi="pt_PT"/>
         </w:rPr>
         <w:t>). Quando Paulo viajou para Corinto em sua segunda viagem missionária, ele conheceu Áquila e Priscila. Eles se tornaram seus amigos próximos e colaboradores (</w:t>
       </w:r>
-      <w:hyperlink r:id="rId53">
-        <w:r>
-          <w:rPr>
-            <w:lang w:val="pt_PT" w:bidi="pt_PT"/>
-          </w:rPr>
-          <w:rPr>
-            <w:color w:val="0000EE"/>
-            <w:u w:val="single"/>
-          </w:rPr>
-          <w:t>At 18.1–3</w:t>
-        </w:r>
-      </w:hyperlink>
+      <w:r>
+        <w:rPr>
+          <w:lang w:val="pt_PT" w:bidi="pt_PT"/>
+        </w:rPr>
+        <w:t>At 18.1–3</w:t>
+      </w:r>
       <w:r>
         <w:rPr>
           <w:lang w:val="pt_PT" w:bidi="pt_PT"/>
         </w:rPr>
         <w:t>). Paulo permaneceu em Corinto por mais de um ano e meio, ensinando a palavra de Deus (</w:t>
       </w:r>
-      <w:hyperlink r:id="rId54">
-        <w:r>
-          <w:rPr>
-            <w:lang w:val="pt_PT" w:bidi="pt_PT"/>
-          </w:rPr>
-          <w:rPr>
-            <w:color w:val="0000EE"/>
-            <w:u w:val="single"/>
-          </w:rPr>
-          <w:t>At 18.11</w:t>
-        </w:r>
-      </w:hyperlink>
+      <w:r>
+        <w:rPr>
+          <w:lang w:val="pt_PT" w:bidi="pt_PT"/>
+        </w:rPr>
+        <w:t>At 18.11</w:t>
+      </w:r>
       <w:r>
         <w:rPr>
           <w:lang w:val="pt_PT" w:bidi="pt_PT"/>
@@ -1422,108 +1146,72 @@
           <w:lang w:val="pt_PT" w:bidi="pt_PT"/>
         </w:rPr>
       </w:r>
-      <w:hyperlink r:id="rId55">
-        <w:r>
-          <w:rPr>
-            <w:lang w:val="pt_PT" w:bidi="pt_PT"/>
-          </w:rPr>
-          <w:rPr>
-            <w:color w:val="0000EE"/>
-            <w:u w:val="single"/>
-          </w:rPr>
-          <w:t>Atos 18.1–18</w:t>
-        </w:r>
-      </w:hyperlink>
+      <w:r>
+        <w:rPr>
+          <w:lang w:val="pt_PT" w:bidi="pt_PT"/>
+        </w:rPr>
+        <w:t>Atos 18.1–18</w:t>
+      </w:r>
       <w:r>
         <w:rPr>
           <w:lang w:val="pt_PT" w:bidi="pt_PT"/>
         </w:rPr>
         <w:t xml:space="preserve">; </w:t>
       </w:r>
-      <w:hyperlink r:id="rId56">
-        <w:r>
-          <w:rPr>
-            <w:lang w:val="pt_PT" w:bidi="pt_PT"/>
-          </w:rPr>
-          <w:rPr>
-            <w:color w:val="0000EE"/>
-            <w:u w:val="single"/>
-          </w:rPr>
-          <w:t>1 Coríntios 1.1–2</w:t>
-        </w:r>
-      </w:hyperlink>
+      <w:r>
+        <w:rPr>
+          <w:lang w:val="pt_PT" w:bidi="pt_PT"/>
+        </w:rPr>
+        <w:t>1 Coríntios 1.1–2</w:t>
+      </w:r>
       <w:r>
         <w:rPr>
           <w:lang w:val="pt_PT" w:bidi="pt_PT"/>
         </w:rPr>
         <w:t xml:space="preserve">; </w:t>
       </w:r>
-      <w:hyperlink r:id="rId57">
-        <w:r>
-          <w:rPr>
-            <w:lang w:val="pt_PT" w:bidi="pt_PT"/>
-          </w:rPr>
-          <w:rPr>
-            <w:color w:val="0000EE"/>
-            <w:u w:val="single"/>
-          </w:rPr>
-          <w:t>16.5–20</w:t>
-        </w:r>
-      </w:hyperlink>
+      <w:r>
+        <w:rPr>
+          <w:lang w:val="pt_PT" w:bidi="pt_PT"/>
+        </w:rPr>
+        <w:t>16.5–20</w:t>
+      </w:r>
       <w:r>
         <w:rPr>
           <w:lang w:val="pt_PT" w:bidi="pt_PT"/>
         </w:rPr>
         <w:t xml:space="preserve">; </w:t>
       </w:r>
-      <w:hyperlink r:id="rId58">
-        <w:r>
-          <w:rPr>
-            <w:lang w:val="pt_PT" w:bidi="pt_PT"/>
-          </w:rPr>
-          <w:rPr>
-            <w:color w:val="0000EE"/>
-            <w:u w:val="single"/>
-          </w:rPr>
-          <w:t>2 Coríntions 1.1</w:t>
-        </w:r>
-      </w:hyperlink>
+      <w:r>
+        <w:rPr>
+          <w:lang w:val="pt_PT" w:bidi="pt_PT"/>
+        </w:rPr>
+        <w:t>2 Coríntions 1.1</w:t>
+      </w:r>
       <w:r>
         <w:rPr>
           <w:lang w:val="pt_PT" w:bidi="pt_PT"/>
         </w:rPr>
         <w:t xml:space="preserve">; </w:t>
       </w:r>
-      <w:hyperlink r:id="rId59">
-        <w:r>
-          <w:rPr>
-            <w:lang w:val="pt_PT" w:bidi="pt_PT"/>
-          </w:rPr>
-          <w:rPr>
-            <w:color w:val="0000EE"/>
-            <w:u w:val="single"/>
-          </w:rPr>
-          <w:t>13.1</w:t>
-        </w:r>
-      </w:hyperlink>
+      <w:r>
+        <w:rPr>
+          <w:lang w:val="pt_PT" w:bidi="pt_PT"/>
+        </w:rPr>
+        <w:t>13.1</w:t>
+      </w:r>
       <w:r>
         <w:rPr>
           <w:lang w:val="pt_PT" w:bidi="pt_PT"/>
         </w:rPr>
         <w:t xml:space="preserve">; </w:t>
       </w:r>
-      <w:hyperlink r:id="rId60">
-        <w:r>
-          <w:rPr>
-            <w:lang w:val="pt_PT" w:bidi="pt_PT"/>
-          </w:rPr>
-          <w:rPr>
-            <w:color w:val="0000EE"/>
-            <w:u w:val="single"/>
-          </w:rPr>
-          <w:t>2 Timóteo 4.20</w:t>
-        </w:r>
-      </w:hyperlink>
+      <w:r>
+        <w:rPr>
+          <w:lang w:val="pt_PT" w:bidi="pt_PT"/>
+        </w:rPr>
+        <w:t>2 Timóteo 4.20</w:t>
+      </w:r>
       <w:r>
         <w:rPr>
           <w:lang w:val="pt_PT" w:bidi="pt_PT"/>
